--- a/docs/development strategy.docx
+++ b/docs/development strategy.docx
@@ -166,7 +166,7 @@
         <w:pStyle w:val="Heading3"/>
       </w:pPr>
       <w:r>
-        <w:t>Phase 1: The Foundation &amp; Identity (Use Cases 1, 2, 3, 17)</w:t>
+        <w:t>Phase 1: The Foundation &amp; Identity (Use Cases 1, 2, 3)</w:t>
       </w:r>
     </w:p>
     <w:p>
@@ -185,7 +185,29 @@
         <w:t>Database:</w:t>
       </w:r>
       <w:r>
-        <w:t xml:space="preserve"> Set up your PostgreSQL instance and create the users and password_resets tables.</w:t>
+        <w:t xml:space="preserve"> Set up your PostgreSQL instance and create the </w:t>
+      </w:r>
+      <w:r>
+        <w:rPr>
+          <w:rFonts w:ascii="Consolas" w:hAnsi="Consolas"/>
+          <w:color w:val="A03030"/>
+          <w:sz w:val="19"/>
+        </w:rPr>
+        <w:t>users</w:t>
+      </w:r>
+      <w:r>
+        <w:t xml:space="preserve"> table. There is no </w:t>
+      </w:r>
+      <w:r>
+        <w:rPr>
+          <w:rFonts w:ascii="Consolas" w:hAnsi="Consolas"/>
+          <w:color w:val="A03030"/>
+          <w:sz w:val="19"/>
+        </w:rPr>
+        <w:t>password_resets</w:t>
+      </w:r>
+      <w:r>
+        <w:t xml:space="preserve"> table - it was removed with UC-17.</w:t>
       </w:r>
     </w:p>
     <w:p>
@@ -199,7 +221,38 @@
         <w:t>Backend:</w:t>
       </w:r>
       <w:r>
-        <w:t xml:space="preserve"> Implement the Google OAuth token verification and standard email/password Auth routes (using JWTs).</w:t>
+        <w:t xml:space="preserve"> Implement Google identity-token verification and issue the app JWT. </w:t>
+      </w:r>
+      <w:r>
+        <w:rPr>
+          <w:b/>
+        </w:rPr>
+        <w:t>This is all of authentication</w:t>
+      </w:r>
+      <w:r>
+        <w:t xml:space="preserve"> - there are no email/password routes, and the </w:t>
+      </w:r>
+      <w:r>
+        <w:rPr>
+          <w:rFonts w:ascii="Consolas" w:hAnsi="Consolas"/>
+          <w:color w:val="A03030"/>
+          <w:sz w:val="19"/>
+        </w:rPr>
+        <w:t>email</w:t>
+      </w:r>
+      <w:r>
+        <w:t xml:space="preserve"> claim is discarded rather than stored (see </w:t>
+      </w:r>
+      <w:r>
+        <w:rPr>
+          <w:rFonts w:ascii="Consolas" w:hAnsi="Consolas"/>
+          <w:color w:val="A03030"/>
+          <w:sz w:val="19"/>
+        </w:rPr>
+        <w:t>docs/auth.md</w:t>
+      </w:r>
+      <w:r>
+        <w:t>).</w:t>
       </w:r>
     </w:p>
     <w:p>
@@ -213,7 +266,7 @@
         <w:t>Frontend:</w:t>
       </w:r>
       <w:r>
-        <w:t xml:space="preserve"> Build the Welcome screen, Registration, Login, and Google Auth button integration.</w:t>
+        <w:t xml:space="preserve"> Build the Welcome screen with a single "Continue with Google" button, and the Complete Your Profile onboarding screen. Registration, Login, Forgot Password, and Create New Password screens no longer exist.</w:t>
       </w:r>
     </w:p>
     <w:p>
@@ -235,7 +288,7 @@
         <w:pStyle w:val="Heading3"/>
       </w:pPr>
       <w:r>
-        <w:t>Phase 2: Core Social Structures (Use Cases 4, 9, 10, 14, 15)</w:t>
+        <w:t>Phase 2: Core Social Structures (Use Cases 4, 9, 10, 14, 15, 19)</w:t>
       </w:r>
     </w:p>
     <w:p>
@@ -283,6 +336,37 @@
       </w:r>
       <w:r>
         <w:t xml:space="preserve"> Build the Home Dashboard, the "Create Community" modal, the Community Settings/Members list, and the User Profile editing screen.</w:t>
+      </w:r>
+    </w:p>
+    <w:p>
+      <w:pPr>
+        <w:pStyle w:val="ListBullet"/>
+      </w:pPr>
+      <w:r>
+        <w:rPr>
+          <w:b/>
+        </w:rPr>
+        <w:t>Admin (UC-19):</w:t>
+      </w:r>
+      <w:r>
+        <w:t xml:space="preserve"> Build the administrative area - user list and presentation settings, gated on </w:t>
+      </w:r>
+      <w:r>
+        <w:rPr>
+          <w:rFonts w:ascii="Consolas" w:hAnsi="Consolas"/>
+          <w:color w:val="A03030"/>
+          <w:sz w:val="19"/>
+        </w:rPr>
+        <w:t>users.role = 'ADMIN'</w:t>
+      </w:r>
+      <w:r>
+        <w:t xml:space="preserve">. Pulled forward into this phase so the app can be managed while it is trialled with real friends. </w:t>
+      </w:r>
+      <w:r>
+        <w:rPr>
+          <w:b/>
+        </w:rPr>
+        <w:t>It cannot display an email address, because none is stored.</w:t>
       </w:r>
     </w:p>
     <w:p>
@@ -530,7 +614,7 @@
         <w:t>CI:</w:t>
       </w:r>
       <w:r>
-        <w:t xml:space="preserve"> Finalise the two GitHub Actions workflows and turn on branch protection on </w:t>
+        <w:t xml:space="preserve"> Already in place since Phase 0 - confirm the nightly E2E run is green and that branch protection still requires every </w:t>
       </w:r>
       <w:r>
         <w:rPr>
@@ -538,21 +622,10 @@
           <w:color w:val="A03030"/>
           <w:sz w:val="19"/>
         </w:rPr>
-        <w:t>main</w:t>
+        <w:t>pr.yml</w:t>
       </w:r>
       <w:r>
-        <w:t xml:space="preserve">, so the gates described in </w:t>
-      </w:r>
-      <w:r>
-        <w:rPr>
-          <w:rFonts w:ascii="Consolas" w:hAnsi="Consolas"/>
-          <w:color w:val="A03030"/>
-          <w:sz w:val="19"/>
-        </w:rPr>
-        <w:t>docs/tests.md</w:t>
-      </w:r>
-      <w:r>
-        <w:t xml:space="preserve"> §4 are enforced by the platform.</w:t>
+        <w:t xml:space="preserve"> check.</w:t>
       </w:r>
     </w:p>
     <w:p>

--- a/docs/development strategy.docx
+++ b/docs/development strategy.docx
@@ -604,6 +604,17 @@
       </w:r>
     </w:p>
     <w:p>
+      <w:r>
+        <w:rPr>
+          <w:b/>
+        </w:rPr>
+        <w:t>Order (re-sliced 2026-10-10):</w:t>
+      </w:r>
+      <w:r>
+        <w:t xml:space="preserve"> deploy first, then the installable PWA, offline support with the update prompt, hardening, and the README. The PWA's checks on a real iPhone need a live HTTPS address, so the deployment comes first; the address is shared with friends only after hardening. Detail: docs/features/production-deploy.md §0.</w:t>
+      </w:r>
+    </w:p>
+    <w:p>
       <w:pPr>
         <w:pStyle w:val="ListBullet"/>
       </w:pPr>
@@ -653,18 +664,7 @@
         <w:t>Hosting:</w:t>
       </w:r>
       <w:r>
-        <w:t xml:space="preserve"> Make the provider decision that was deliberately deferred, against the free-tier terms in force at that moment. Work through the deployment checklist in </w:t>
-      </w:r>
-      <w:r>
-        <w:rPr>
-          <w:rFonts w:ascii="Consolas" w:hAnsi="Consolas"/>
-          <w:color w:val="A03030"/>
-          <w:sz w:val="19"/>
-        </w:rPr>
-        <w:t>docs/deployment.md</w:t>
-      </w:r>
-      <w:r>
-        <w:t xml:space="preserve"> §7.</w:t>
+        <w:t xml:space="preserve"> Decided 2026-10-10 against the terms in force that day: Vercel (Hobby) and Neon (Free), both in Frankfurt, with Google Cloud Run as the fallback (docs/deployment.md §3.6). Work through the deployment checklist in docs/deployment.md §7.</w:t>
       </w:r>
     </w:p>
     <w:p>
